--- a/Questions/Class 8/ch2.docx
+++ b/Questions/Class 8/ch2.docx
@@ -1,19 +1,14 @@
 
 <file path=word/document.xml><?xml version="1.0" encoding="utf-8"?>
-<w:document xmlns:wpc="http://schemas.microsoft.com/office/word/2010/wordprocessingCanvas" xmlns:cx="http://schemas.microsoft.com/office/drawing/2014/chartex" xmlns:cx1="http://schemas.microsoft.com/office/drawing/2015/9/8/chartex" xmlns:cx2="http://schemas.microsoft.com/office/drawing/2015/10/21/chartex" xmlns:cx3="http://schemas.microsoft.com/office/drawing/2016/5/9/chartex" xmlns:cx4="http://schemas.microsoft.com/office/drawing/2016/5/10/chartex" xmlns:cx5="http://schemas.microsoft.com/office/drawing/2016/5/11/chartex" xmlns:cx6="http://schemas.microsoft.com/office/drawing/2016/5/12/chartex" xmlns:cx7="http://schemas.microsoft.com/office/drawing/2016/5/13/chartex" xmlns:cx8="http://schemas.microsoft.com/office/drawing/2016/5/14/chartex" xmlns:mc="http://schemas.openxmlformats.org/markup-compatibility/2006" xmlns:aink="http://schemas.microsoft.com/office/drawing/2016/ink" xmlns:am3d="http://schemas.microsoft.com/office/drawing/2017/model3d" xmlns:o="urn:schemas-microsoft-com:office:office" xmlns:oel="http://schemas.microsoft.com/office/2019/extlst" xmlns:r="http://schemas.openxmlformats.org/officeDocument/2006/relationships" xmlns:m="http://schemas.openxmlformats.org/officeDocument/2006/math" xmlns:v="urn:schemas-microsoft-com:vml" xmlns:wp14="http://schemas.microsoft.com/office/word/2010/wordprocessingDrawing" xmlns:wp="http://schemas.openxmlformats.org/drawingml/2006/wordprocessingDrawing" xmlns:w10="urn:schemas-microsoft-com:office:word" xmlns:w="http://schemas.openxmlformats.org/wordprocessingml/2006/main" xmlns:w14="http://schemas.microsoft.com/office/word/2010/wordml" xmlns:w15="http://schemas.microsoft.com/office/word/2012/wordml" xmlns:w16cex="http://schemas.microsoft.com/office/word/2018/wordml/cex" xmlns:w16cid="http://schemas.microsoft.com/office/word/2016/wordml/cid" xmlns:w16="http://schemas.microsoft.com/office/word/2018/wordml" xmlns:w16du="http://schemas.microsoft.com/office/word/2023/wordml/word16du" xmlns:w16sdtdh="http://schemas.microsoft.com/office/word/2020/wordml/sdtdatahash" xmlns:w16se="http://schemas.microsoft.com/office/word/2015/wordml/symex" xmlns:wpg="http://schemas.microsoft.com/office/word/2010/wordprocessingGroup" xmlns:wpi="http://schemas.microsoft.com/office/word/2010/wordprocessingInk" xmlns:wne="http://schemas.microsoft.com/office/word/2006/wordml" xmlns:wps="http://schemas.microsoft.com/office/word/2010/wordprocessingShape" mc:Ignorable="w14 w15 w16se w16cid w16 w16cex w16sdtdh wp14">
+<w:document xmlns:wpc="http://schemas.microsoft.com/office/word/2010/wordprocessingCanvas" xmlns:cx="http://schemas.microsoft.com/office/drawing/2014/chartex" xmlns:cx1="http://schemas.microsoft.com/office/drawing/2015/9/8/chartex" xmlns:cx2="http://schemas.microsoft.com/office/drawing/2015/10/21/chartex" xmlns:cx3="http://schemas.microsoft.com/office/drawing/2016/5/9/chartex" xmlns:cx4="http://schemas.microsoft.com/office/drawing/2016/5/10/chartex" xmlns:cx5="http://schemas.microsoft.com/office/drawing/2016/5/11/chartex" xmlns:cx6="http://schemas.microsoft.com/office/drawing/2016/5/12/chartex" xmlns:cx7="http://schemas.microsoft.com/office/drawing/2016/5/13/chartex" xmlns:cx8="http://schemas.microsoft.com/office/drawing/2016/5/14/chartex" xmlns:mc="http://schemas.openxmlformats.org/markup-compatibility/2006" xmlns:aink="http://schemas.microsoft.com/office/drawing/2016/ink" xmlns:am3d="http://schemas.microsoft.com/office/drawing/2017/model3d" xmlns:o="urn:schemas-microsoft-com:office:office" xmlns:oel="http://schemas.microsoft.com/office/2019/extlst" xmlns:r="http://schemas.openxmlformats.org/officeDocument/2006/relationships" xmlns:m="http://schemas.openxmlformats.org/officeDocument/2006/math" xmlns:v="urn:schemas-microsoft-com:vml" xmlns:wp14="http://schemas.microsoft.com/office/word/2010/wordprocessingDrawing" xmlns:wp="http://schemas.openxmlformats.org/drawingml/2006/wordprocessingDrawing" xmlns:w10="urn:schemas-microsoft-com:office:word" xmlns:w="http://schemas.openxmlformats.org/wordprocessingml/2006/main" xmlns:w14="http://schemas.microsoft.com/office/word/2010/wordml" xmlns:w15="http://schemas.microsoft.com/office/word/2012/wordml" xmlns:w16cex="http://schemas.microsoft.com/office/word/2018/wordml/cex" xmlns:w16cid="http://schemas.microsoft.com/office/word/2016/wordml/cid" xmlns:w16="http://schemas.microsoft.com/office/word/2018/wordml" xmlns:w16du="http://schemas.microsoft.com/office/word/2023/wordml/word16du" xmlns:w16sdtdh="http://schemas.microsoft.com/office/word/2020/wordml/sdtdatahash" xmlns:w16sdtfl="http://schemas.microsoft.com/office/word/2024/wordml/sdtformatlock" xmlns:w16se="http://schemas.microsoft.com/office/word/2015/wordml/symex" xmlns:wpg="http://schemas.microsoft.com/office/word/2010/wordprocessingGroup" xmlns:wpi="http://schemas.microsoft.com/office/word/2010/wordprocessingInk" xmlns:wne="http://schemas.microsoft.com/office/word/2006/wordml" xmlns:wps="http://schemas.microsoft.com/office/word/2010/wordprocessingShape" mc:Ignorable="w14 w15 w16se w16cid w16 w16cex w16sdtdh w16sdtfl w16du wp14">
   <w:body>
     <w:p>
       <w:pPr>
         <w:pStyle w:val="NormalWeb"/>
       </w:pPr>
       <w:r>
-        <w:t xml:space="preserve">Question: Which of the following is a collection of data arranged in an organized way? Type: </w:t>
-      </w:r>
-      <w:proofErr w:type="spellStart"/>
-      <w:r>
-        <w:t>mcq</w:t>
-      </w:r>
-      <w:proofErr w:type="spellEnd"/>
+        <w:t>Question: Which of the following is a collection of data arranged in an organized way? Type: mcq</w:t>
+      </w:r>
     </w:p>
     <w:p>
       <w:pPr>
@@ -60,13 +55,8 @@
         <w:pStyle w:val="NormalWeb"/>
       </w:pPr>
       <w:r>
-        <w:t xml:space="preserve">Question: Who developed the first DBMS called IDS? Type: </w:t>
-      </w:r>
-      <w:proofErr w:type="spellStart"/>
-      <w:r>
-        <w:t>mcq</w:t>
-      </w:r>
-      <w:proofErr w:type="spellEnd"/>
+        <w:t>Question: Who developed the first DBMS called IDS? Type: mcq</w:t>
+      </w:r>
     </w:p>
     <w:p>
       <w:pPr>
@@ -113,13 +103,8 @@
         <w:pStyle w:val="NormalWeb"/>
       </w:pPr>
       <w:r>
-        <w:t xml:space="preserve">Question: Which database object is the basic building block that stores data in rows and columns? Type: </w:t>
-      </w:r>
-      <w:proofErr w:type="spellStart"/>
-      <w:r>
-        <w:t>mcq</w:t>
-      </w:r>
-      <w:proofErr w:type="spellEnd"/>
+        <w:t>Question: Which database object is the basic building block that stores data in rows and columns? Type: mcq</w:t>
+      </w:r>
     </w:p>
     <w:p>
       <w:pPr>
@@ -166,13 +151,8 @@
         <w:pStyle w:val="NormalWeb"/>
       </w:pPr>
       <w:r>
-        <w:t xml:space="preserve">Question: What is another name for a row in an Access table? Type: </w:t>
-      </w:r>
-      <w:proofErr w:type="spellStart"/>
-      <w:r>
-        <w:t>mcq</w:t>
-      </w:r>
-      <w:proofErr w:type="spellEnd"/>
+        <w:t>Question: What is another name for a row in an Access table? Type: mcq</w:t>
+      </w:r>
     </w:p>
     <w:p>
       <w:pPr>
@@ -220,13 +200,8 @@
       </w:pPr>
       <w:r>
         <w:lastRenderedPageBreak/>
-        <w:t xml:space="preserve">Question: Which data type should be used to store mobile numbers that do not require calculations? Type: </w:t>
-      </w:r>
-      <w:proofErr w:type="spellStart"/>
-      <w:r>
-        <w:t>mcq</w:t>
-      </w:r>
-      <w:proofErr w:type="spellEnd"/>
+        <w:t>Question: Which data type should be used to store mobile numbers that do not require calculations? Type: mcq</w:t>
+      </w:r>
     </w:p>
     <w:p>
       <w:pPr>
@@ -273,13 +248,8 @@
         <w:pStyle w:val="NormalWeb"/>
       </w:pPr>
       <w:r>
-        <w:t xml:space="preserve">Question: Which view is the default view when a new table is created in MS Access? Type: </w:t>
-      </w:r>
-      <w:proofErr w:type="spellStart"/>
-      <w:r>
-        <w:t>mcq</w:t>
-      </w:r>
-      <w:proofErr w:type="spellEnd"/>
+        <w:t>Question: Which view is the default view when a new table is created in MS Access? Type: mcq</w:t>
+      </w:r>
     </w:p>
     <w:p>
       <w:pPr>
@@ -326,13 +296,8 @@
         <w:pStyle w:val="NormalWeb"/>
       </w:pPr>
       <w:r>
-        <w:t xml:space="preserve">Question: A unique sequential number automatically entered by Access is which data type? Type: </w:t>
-      </w:r>
-      <w:proofErr w:type="spellStart"/>
-      <w:r>
-        <w:t>mcq</w:t>
-      </w:r>
-      <w:proofErr w:type="spellEnd"/>
+        <w:t>Question: A unique sequential number automatically entered by Access is which data type? Type: mcq</w:t>
+      </w:r>
     </w:p>
     <w:p>
       <w:pPr>
@@ -379,13 +344,8 @@
         <w:pStyle w:val="NormalWeb"/>
       </w:pPr>
       <w:r>
-        <w:t xml:space="preserve">Question: Which key is used to move to the next field while entering data? Type: </w:t>
-      </w:r>
-      <w:proofErr w:type="spellStart"/>
-      <w:r>
-        <w:t>mcq</w:t>
-      </w:r>
-      <w:proofErr w:type="spellEnd"/>
+        <w:t>Question: Which key is used to move to the next field while entering data? Type: mcq</w:t>
+      </w:r>
     </w:p>
     <w:p>
       <w:pPr>
@@ -433,13 +393,8 @@
       </w:pPr>
       <w:r>
         <w:lastRenderedPageBreak/>
-        <w:t xml:space="preserve">Question: DBMS reduces the problem of keeping duplicate records. Type: </w:t>
-      </w:r>
-      <w:proofErr w:type="spellStart"/>
-      <w:r>
-        <w:t>truefalse</w:t>
-      </w:r>
-      <w:proofErr w:type="spellEnd"/>
+        <w:t>Question: DBMS reduces the problem of keeping duplicate records. Type: truefalse</w:t>
+      </w:r>
     </w:p>
     <w:p>
       <w:pPr>
@@ -454,13 +409,8 @@
         <w:pStyle w:val="NormalWeb"/>
       </w:pPr>
       <w:r>
-        <w:t xml:space="preserve">Question: A column in a table is also called a record. Type: </w:t>
-      </w:r>
-      <w:proofErr w:type="spellStart"/>
-      <w:r>
-        <w:t>truefalse</w:t>
-      </w:r>
-      <w:proofErr w:type="spellEnd"/>
+        <w:t>Question: A column in a table is also called a record. Type: truefalse</w:t>
+      </w:r>
     </w:p>
     <w:p>
       <w:pPr>
@@ -475,13 +425,8 @@
         <w:pStyle w:val="NormalWeb"/>
       </w:pPr>
       <w:r>
-        <w:t xml:space="preserve">Question: MS Access is a Relational Database Management System (RDBMS). Type: </w:t>
-      </w:r>
-      <w:proofErr w:type="spellStart"/>
-      <w:r>
-        <w:t>truefalse</w:t>
-      </w:r>
-      <w:proofErr w:type="spellEnd"/>
+        <w:t>Question: MS Access is a Relational Database Management System (RDBMS). Type: truefalse</w:t>
+      </w:r>
     </w:p>
     <w:p>
       <w:pPr>
@@ -496,13 +441,8 @@
         <w:pStyle w:val="NormalWeb"/>
       </w:pPr>
       <w:r>
-        <w:t xml:space="preserve">Question: The primary key field can have duplicate entries for different records. Type: </w:t>
-      </w:r>
-      <w:proofErr w:type="spellStart"/>
-      <w:r>
-        <w:t>truefalse</w:t>
-      </w:r>
-      <w:proofErr w:type="spellEnd"/>
+        <w:t>Question: The primary key field can have duplicate entries for different records. Type: truefalse</w:t>
+      </w:r>
     </w:p>
     <w:p>
       <w:pPr>
@@ -517,13 +457,8 @@
         <w:pStyle w:val="NormalWeb"/>
       </w:pPr>
       <w:r>
-        <w:t xml:space="preserve">Question: Memo data type can store up to 255 characters. Type: </w:t>
-      </w:r>
-      <w:proofErr w:type="spellStart"/>
-      <w:r>
-        <w:t>truefalse</w:t>
-      </w:r>
-      <w:proofErr w:type="spellEnd"/>
+        <w:t>Question: Memo data type can store up to 255 characters. Type: truefalse</w:t>
+      </w:r>
     </w:p>
     <w:p>
       <w:pPr>
@@ -538,13 +473,8 @@
         <w:pStyle w:val="NormalWeb"/>
       </w:pPr>
       <w:r>
-        <w:t xml:space="preserve">Question: You can rename a field by double-clicking on the column heading in Datasheet View. Type: </w:t>
-      </w:r>
-      <w:proofErr w:type="spellStart"/>
-      <w:r>
-        <w:t>truefalse</w:t>
-      </w:r>
-      <w:proofErr w:type="spellEnd"/>
+        <w:t>Question: You can rename a field by double-clicking on the column heading in Datasheet View. Type: truefalse</w:t>
+      </w:r>
     </w:p>
     <w:p>
       <w:pPr>
@@ -559,13 +489,8 @@
         <w:pStyle w:val="NormalWeb"/>
       </w:pPr>
       <w:r>
-        <w:t xml:space="preserve">Question: Design View is used to define fields, data types, and descriptions. Type: </w:t>
-      </w:r>
-      <w:proofErr w:type="spellStart"/>
-      <w:r>
-        <w:t>truefalse</w:t>
-      </w:r>
-      <w:proofErr w:type="spellEnd"/>
+        <w:t>Question: Design View is used to define fields, data types, and descriptions. Type: truefalse</w:t>
+      </w:r>
     </w:p>
     <w:p>
       <w:pPr>
@@ -580,13 +505,8 @@
         <w:pStyle w:val="NormalWeb"/>
       </w:pPr>
       <w:r>
-        <w:t xml:space="preserve">Question: Deleting a field from a table also deletes all the data stored in that field. Type: </w:t>
-      </w:r>
-      <w:proofErr w:type="spellStart"/>
-      <w:r>
-        <w:t>truefalse</w:t>
-      </w:r>
-      <w:proofErr w:type="spellEnd"/>
+        <w:t>Question: Deleting a field from a table also deletes all the data stored in that field. Type: truefalse</w:t>
+      </w:r>
     </w:p>
     <w:p>
       <w:pPr>
@@ -730,102 +650,6 @@
         <w:pStyle w:val="NormalWeb"/>
       </w:pPr>
       <w:r>
-        <w:t>Question: Match the database object to its function. Type: match</w:t>
-      </w:r>
-    </w:p>
-    <w:p>
-      <w:pPr>
-        <w:pStyle w:val="NormalWeb"/>
-      </w:pPr>
-      <w:r>
-        <w:t xml:space="preserve">Answer: </w:t>
-      </w:r>
-      <w:proofErr w:type="gramStart"/>
-      <w:r>
-        <w:t>Forms :</w:t>
-      </w:r>
-      <w:proofErr w:type="gramEnd"/>
-      <w:r>
-        <w:t xml:space="preserve"> Interface for viewing and modifying data Queries : Asking questions from the database Reports : Summarizing data for printing</w:t>
-      </w:r>
-    </w:p>
-    <w:p>
-      <w:pPr>
-        <w:pStyle w:val="NormalWeb"/>
-      </w:pPr>
-      <w:r>
-        <w:t>Question: Match the data type to its storage capacity or usage. Type: match</w:t>
-      </w:r>
-    </w:p>
-    <w:p>
-      <w:pPr>
-        <w:pStyle w:val="NormalWeb"/>
-      </w:pPr>
-      <w:r>
-        <w:t xml:space="preserve">Answer: </w:t>
-      </w:r>
-      <w:proofErr w:type="gramStart"/>
-      <w:r>
-        <w:t>Text :</w:t>
-      </w:r>
-      <w:proofErr w:type="gramEnd"/>
-      <w:r>
-        <w:t xml:space="preserve"> Up to 255 characters Memo : Up to 65,536 characters Currency : Values involving money</w:t>
-      </w:r>
-    </w:p>
-    <w:p>
-      <w:pPr>
-        <w:pStyle w:val="NormalWeb"/>
-      </w:pPr>
-      <w:r>
-        <w:t>Question: Match the wavy line or icon to its meaning. Type: match</w:t>
-      </w:r>
-    </w:p>
-    <w:p>
-      <w:pPr>
-        <w:pStyle w:val="NormalWeb"/>
-      </w:pPr>
-      <w:r>
-        <w:t xml:space="preserve">Answer: Key </w:t>
-      </w:r>
-      <w:proofErr w:type="gramStart"/>
-      <w:r>
-        <w:t>Icon :</w:t>
-      </w:r>
-      <w:proofErr w:type="gramEnd"/>
-      <w:r>
-        <w:t xml:space="preserve"> Primary Key field Pencil Icon : Record being edited Asterisk (*) : New record row</w:t>
-      </w:r>
-    </w:p>
-    <w:p>
-      <w:pPr>
-        <w:pStyle w:val="NormalWeb"/>
-      </w:pPr>
-      <w:r>
-        <w:t>Question: Match the term to its definition. Type: match</w:t>
-      </w:r>
-    </w:p>
-    <w:p>
-      <w:pPr>
-        <w:pStyle w:val="NormalWeb"/>
-      </w:pPr>
-      <w:r>
-        <w:t xml:space="preserve">Answer: </w:t>
-      </w:r>
-      <w:proofErr w:type="gramStart"/>
-      <w:r>
-        <w:t>Field :</w:t>
-      </w:r>
-      <w:proofErr w:type="gramEnd"/>
-      <w:r>
-        <w:t xml:space="preserve"> A column in a table Tuple : A row in a table RDBMS : Links different tables together</w:t>
-      </w:r>
-    </w:p>
-    <w:p>
-      <w:pPr>
-        <w:pStyle w:val="NormalWeb"/>
-      </w:pPr>
-      <w:r>
         <w:t>Question: Match the shortcut keys to their actions. Type: match</w:t>
       </w:r>
     </w:p>
@@ -834,15 +658,7 @@
         <w:pStyle w:val="NormalWeb"/>
       </w:pPr>
       <w:r>
-        <w:t xml:space="preserve">Answer: </w:t>
-      </w:r>
-      <w:proofErr w:type="gramStart"/>
-      <w:r>
-        <w:t>Tab :</w:t>
-      </w:r>
-      <w:proofErr w:type="gramEnd"/>
-      <w:r>
-        <w:t xml:space="preserve"> Move to next field Ctrl + Plus (+) : Add a new record Alt + F4 : Close the application</w:t>
+        <w:t>Answer: Tab : Move to next field Ctrl + Plus (+) : Add a new record Alt + F4 : Close the application</w:t>
       </w:r>
     </w:p>
     <w:p>
@@ -874,87 +690,87 @@
         <w:pStyle w:val="NormalWeb"/>
       </w:pPr>
       <w:r>
+        <w:t>Answer: table</w:t>
+      </w:r>
+    </w:p>
+    <w:p>
+      <w:pPr>
+        <w:pStyle w:val="NormalWeb"/>
+      </w:pPr>
+      <w:r>
+        <w:t>Question: Unscramble the letters: YREUQ Type: jumbled</w:t>
+      </w:r>
+    </w:p>
+    <w:p>
+      <w:pPr>
+        <w:pStyle w:val="NormalWeb"/>
+      </w:pPr>
+      <w:r>
+        <w:t>Answer: query</w:t>
+      </w:r>
+    </w:p>
+    <w:p>
+      <w:pPr>
+        <w:pStyle w:val="NormalWeb"/>
+      </w:pPr>
+      <w:r>
+        <w:t>Question: Unscramble the letters: TROPER Type: jumbled</w:t>
+      </w:r>
+    </w:p>
+    <w:p>
+      <w:pPr>
+        <w:pStyle w:val="NormalWeb"/>
+      </w:pPr>
+      <w:r>
+        <w:t>Answer: report</w:t>
+      </w:r>
+    </w:p>
+    <w:p>
+      <w:pPr>
+        <w:pStyle w:val="NormalWeb"/>
+      </w:pPr>
+      <w:r>
+        <w:t>Question: Unscramble the letters: DROCER Type: jumbled</w:t>
+      </w:r>
+    </w:p>
+    <w:p>
+      <w:pPr>
+        <w:pStyle w:val="NormalWeb"/>
+      </w:pPr>
+      <w:r>
+        <w:t>Answer: record</w:t>
+      </w:r>
+    </w:p>
+    <w:p>
+      <w:pPr>
+        <w:pStyle w:val="NormalWeb"/>
+      </w:pPr>
+      <w:r>
+        <w:t>Question: Unscramble the letters: DLEIF Type: jumbled</w:t>
+      </w:r>
+    </w:p>
+    <w:p>
+      <w:pPr>
+        <w:pStyle w:val="NormalWeb"/>
+      </w:pPr>
+      <w:r>
+        <w:t>Answer: field</w:t>
+      </w:r>
+    </w:p>
+    <w:p>
+      <w:pPr>
+        <w:pStyle w:val="NormalWeb"/>
+      </w:pPr>
+      <w:r>
+        <w:t>Question: Unscramble the letters: MROF Type: jumbled</w:t>
+      </w:r>
+    </w:p>
+    <w:p>
+      <w:pPr>
+        <w:pStyle w:val="NormalWeb"/>
+      </w:pPr>
+      <w:r>
         <w:lastRenderedPageBreak/>
-        <w:t>Answer: table</w:t>
-      </w:r>
-    </w:p>
-    <w:p>
-      <w:pPr>
-        <w:pStyle w:val="NormalWeb"/>
-      </w:pPr>
-      <w:r>
-        <w:t>Question: Unscramble the letters: YREUQ Type: jumbled</w:t>
-      </w:r>
-    </w:p>
-    <w:p>
-      <w:pPr>
-        <w:pStyle w:val="NormalWeb"/>
-      </w:pPr>
-      <w:r>
-        <w:t>Answer: query</w:t>
-      </w:r>
-    </w:p>
-    <w:p>
-      <w:pPr>
-        <w:pStyle w:val="NormalWeb"/>
-      </w:pPr>
-      <w:r>
-        <w:t>Question: Unscramble the letters: TROPER Type: jumbled</w:t>
-      </w:r>
-    </w:p>
-    <w:p>
-      <w:pPr>
-        <w:pStyle w:val="NormalWeb"/>
-      </w:pPr>
-      <w:r>
-        <w:t>Answer: report</w:t>
-      </w:r>
-    </w:p>
-    <w:p>
-      <w:pPr>
-        <w:pStyle w:val="NormalWeb"/>
-      </w:pPr>
-      <w:r>
-        <w:t>Question: Unscramble the letters: DROCER Type: jumbled</w:t>
-      </w:r>
-    </w:p>
-    <w:p>
-      <w:pPr>
-        <w:pStyle w:val="NormalWeb"/>
-      </w:pPr>
-      <w:r>
-        <w:t>Answer: record</w:t>
-      </w:r>
-    </w:p>
-    <w:p>
-      <w:pPr>
-        <w:pStyle w:val="NormalWeb"/>
-      </w:pPr>
-      <w:r>
-        <w:t>Question: Unscramble the letters: DLEIF Type: jumbled</w:t>
-      </w:r>
-    </w:p>
-    <w:p>
-      <w:pPr>
-        <w:pStyle w:val="NormalWeb"/>
-      </w:pPr>
-      <w:r>
-        <w:t>Answer: field</w:t>
-      </w:r>
-    </w:p>
-    <w:p>
-      <w:pPr>
-        <w:pStyle w:val="NormalWeb"/>
-      </w:pPr>
-      <w:r>
-        <w:t>Question: Unscramble the letters: MROF Type: jumbled</w:t>
-      </w:r>
-    </w:p>
-    <w:p>
-      <w:pPr>
-        <w:pStyle w:val="NormalWeb"/>
-      </w:pPr>
-      <w:r>
         <w:t>Answer: form</w:t>
       </w:r>
     </w:p>
@@ -986,7 +802,7 @@
 </file>
 
 <file path=word/styles.xml><?xml version="1.0" encoding="utf-8"?>
-<w:styles xmlns:mc="http://schemas.openxmlformats.org/markup-compatibility/2006" xmlns:r="http://schemas.openxmlformats.org/officeDocument/2006/relationships" xmlns:w="http://schemas.openxmlformats.org/wordprocessingml/2006/main" xmlns:w14="http://schemas.microsoft.com/office/word/2010/wordml" xmlns:w15="http://schemas.microsoft.com/office/word/2012/wordml" xmlns:w16cex="http://schemas.microsoft.com/office/word/2018/wordml/cex" xmlns:w16cid="http://schemas.microsoft.com/office/word/2016/wordml/cid" xmlns:w16="http://schemas.microsoft.com/office/word/2018/wordml" xmlns:w16sdtdh="http://schemas.microsoft.com/office/word/2020/wordml/sdtdatahash" xmlns:w16se="http://schemas.microsoft.com/office/word/2015/wordml/symex" mc:Ignorable="w14 w15 w16se w16cid w16 w16cex w16sdtdh">
+<w:styles xmlns:mc="http://schemas.openxmlformats.org/markup-compatibility/2006" xmlns:r="http://schemas.openxmlformats.org/officeDocument/2006/relationships" xmlns:w="http://schemas.openxmlformats.org/wordprocessingml/2006/main" xmlns:w14="http://schemas.microsoft.com/office/word/2010/wordml" xmlns:w15="http://schemas.microsoft.com/office/word/2012/wordml" xmlns:w16cex="http://schemas.microsoft.com/office/word/2018/wordml/cex" xmlns:w16cid="http://schemas.microsoft.com/office/word/2016/wordml/cid" xmlns:w16="http://schemas.microsoft.com/office/word/2018/wordml" xmlns:w16du="http://schemas.microsoft.com/office/word/2023/wordml/word16du" xmlns:w16sdtdh="http://schemas.microsoft.com/office/word/2020/wordml/sdtdatahash" xmlns:w16sdtfl="http://schemas.microsoft.com/office/word/2024/wordml/sdtformatlock" xmlns:w16se="http://schemas.microsoft.com/office/word/2015/wordml/symex" mc:Ignorable="w14 w15 w16se w16cid w16 w16cex w16sdtdh w16sdtfl w16du">
   <w:docDefaults>
     <w:rPrDefault>
       <w:rPr>
